--- a/Introduccion a la Ingenieria/Kit docente/Clase 6/Solucion Taller Clase 6 - Ficha del problema del proyecto.docx
+++ b/Introduccion a la Ingenieria/Kit docente/Clase 6/Solucion Taller Clase 6 - Ficha del problema del proyecto.docx
@@ -38,6 +38,7 @@
       <w:r>
         <w:rPr>
           <w:rFonts w:ascii="Consolas" w:hAnsi="Consolas"/>
+          <w:b w:val="0"/>
           <w:i/>
           <w:color w:val="111111"/>
           <w:sz w:val="20"/>
@@ -781,7 +782,7 @@
           <w:color w:val="4A4A49"/>
           <w:sz w:val="22"/>
         </w:rPr>
-        <w:t>. Sin método, máximo 10, sin importar lo verosímil que suene la cifra — y dígalo con el argumento, porque es la lección: una cifra sin origen no se puede volver a medir en la sesión 16, así que no sirve. Una estimación bien declarada («estimado por la coordinadora») vale los 25 completos: se califica la honestidad del método, no la precisión.</w:t>
+        <w:t>. Sin método, máximo 10, sin importar lo verosímil que suene la cifra — y dígalo con el argumento, porque es la lección: una cifra sin origen no se puede volver a medir en la Clase 16, así que no sirve. Una estimación bien declarada («estimado por la coordinadora») vale los 25 completos: se califica la honestidad del método, no la precisión.</w:t>
       </w:r>
     </w:p>
     <w:p>
@@ -1424,7 +1425,7 @@
           <w:color w:val="4A4A49"/>
           <w:sz w:val="22"/>
         </w:rPr>
-        <w:t xml:space="preserve"> de la línea base, así que es comparable; tiene un valor de partida y uno de llegada; y se puede ejecutar en la sesión 16 con lo que el equipo tiene. Nótese que no promete cero: prometer la eliminación total del problema es una señal de que el equipo no lo entendió.</w:t>
+        <w:t xml:space="preserve"> de la línea base, así que es comparable; tiene un valor de partida y uno de llegada; y se puede ejecutar en la Clase 16 con lo que el equipo tiene. Nótese que no promete cero: prometer la eliminación total del problema es una señal de que el equipo no lo entendió.</w:t>
       </w:r>
     </w:p>
     <w:p>
@@ -1442,7 +1443,7 @@
           <w:color w:val="4A4A49"/>
           <w:sz w:val="22"/>
         </w:rPr>
-        <w:t xml:space="preserve"> «la coordinadora puede decir qué está prestado sin abrir el cuaderno, en menos de 30 segundos». Es un sí/no cronometrable y sirve como verificación intermedia en la sesión 12.</w:t>
+        <w:t xml:space="preserve"> «la coordinadora puede decir qué está prestado sin abrir el cuaderno, en menos de 30 segundos». Es un sí/no cronometrable y sirve como verificación intermedia en la Clase 12.</w:t>
       </w:r>
     </w:p>
     <w:p>
@@ -1494,7 +1495,7 @@
           <w:color w:val="4A4A49"/>
           <w:sz w:val="22"/>
         </w:rPr>
-        <w:t>: si mide otra cosa, máximo 6, porque no habrá comparación posible en la sesión 16. Rechace los criterios que miden la solución en vez del problema («cantidad de descargas», «usuarios registrados») y explique el porqué en voz alta: es un error que arrastran hasta el informe final. Prometer el 100 % resta: indica que no entendieron el problema.</w:t>
+        <w:t>: si mide otra cosa, máximo 6, porque no habrá comparación posible en la Clase 16. Rechace los criterios que miden la solución en vez del problema («cantidad de descargas», «usuarios registrados») y explique el porqué en voz alta: es un error que arrastran hasta el informe final. Prometer el 100 % resta: indica que no entendieron el problema.</w:t>
       </w:r>
     </w:p>
     <w:p>
@@ -1684,7 +1685,7 @@
                 <w:color w:val="4A4A49"/>
                 <w:sz w:val="20"/>
               </w:rPr>
-              <w:t>Sin línea base el informe final de la sesión 16 no puede demostrar nada.</w:t>
+              <w:t>Sin línea base el informe final de la Clase 16 no puede demostrar nada.</w:t>
             </w:r>
           </w:p>
         </w:tc>
@@ -2083,7 +2084,7 @@
           <w:color w:val="4A4A49"/>
           <w:sz w:val="22"/>
         </w:rPr>
-        <w:t xml:space="preserve"> → No se puede volver a medir en la sesión 16, así que no sirve como línea base. Número, unidad y método: preguntando a quién, contando qué, o cronometrando cuándo.</w:t>
+        <w:t xml:space="preserve"> → No se puede volver a medir en la Clase 16, así que no sirve como línea base. Número, unidad y método: preguntando a quién, contando qué, o cronometrando cuándo.</w:t>
       </w:r>
     </w:p>
     <w:p>
@@ -2164,7 +2165,7 @@
           <w:color w:val="4A4A49"/>
           <w:sz w:val="22"/>
         </w:rPr>
-        <w:t xml:space="preserve"> El corte 1 no cierra con una nota: cierra con un producto que gobierna diez sesiones. Muestre la progresión de la frase de la biblioteca en sus tres versiones —sesión 1, sesión 3, sesión 6— porque es la prueba visible de que aprendieron algo en cinco semanas. Recuerde las dos exigencias que se van a cobrar en la sesión 16: la </w:t>
+        <w:t xml:space="preserve"> El corte 1 no cierra con una nota: cierra con un producto que gobierna diez sesiones. Muestre la progresión de la frase de la biblioteca en sus tres versiones —sesión 1, sesión 3, sesión 6— porque es la prueba visible de que aprendieron algo en cinco semanas. Recuerde las dos exigencias que se van a cobrar en la Clase 16: la </w:t>
       </w:r>
       <w:r>
         <w:rPr>
@@ -2339,7 +2340,7 @@
           <w:color w:val="4A4A49"/>
           <w:sz w:val="22"/>
         </w:rPr>
-        <w:t>sesión 13</w:t>
+        <w:t>Clase 13</w:t>
       </w:r>
       <w:r>
         <w:rPr>
@@ -2355,7 +2356,7 @@
           <w:color w:val="4A4A49"/>
           <w:sz w:val="22"/>
         </w:rPr>
-        <w:t>informe final de la sesión 16</w:t>
+        <w:t>informe final de la Clase 16</w:t>
       </w:r>
       <w:r>
         <w:rPr>
